--- a/legal/Burrow-Privacy-Policy.docx
+++ b/legal/Burrow-Privacy-Policy.docx
@@ -118,26 +118,6 @@
       </w:r>
       <w:r>
         <w:t xml:space="preserve"> an append-only log of actions in your household (who added, used, moved or removed what, corrections, settlements, members joining or leaving, and when), shown to household members as an activity feed.</w:t>
-      </w:r>
-    </w:p>
-    <w:p>
-      <w:pPr>
-        <w:pStyle w:val="ListParagraph"/>
-        <w:numPr>
-          <w:ilvl w:val="0"/>
-          <w:numId w:val="2"/>
-        </w:numPr>
-        <w:spacing w:after="80" w:line="276"/>
-      </w:pPr>
-      <w:r>
-        <w:rPr>
-          <w:b/>
-          <w:bCs/>
-        </w:rPr>
-        <w:t xml:space="preserve">Receipt photos and recipe text (limited availability):</w:t>
-      </w:r>
-      <w:r>
-        <w:t xml:space="preserve"> if you use receipt scanning or AI recipe features, the images or text you submit, the text extracted from them, and the items parsed from them.</w:t>
       </w:r>
     </w:p>
     <w:p>
@@ -699,142 +679,6 @@
           </w:p>
         </w:tc>
       </w:tr>
-      <w:tr>
-        <w:tc>
-          <w:tcPr>
-            <w:tcW w:type="dxa" w:w="2100"/>
-            <w:tcBorders>
-              <w:top w:val="single" w:color="BFBFBF" w:sz="4"/>
-              <w:left w:val="single" w:color="BFBFBF" w:sz="4"/>
-              <w:bottom w:val="single" w:color="BFBFBF" w:sz="4"/>
-              <w:right w:val="single" w:color="BFBFBF" w:sz="4"/>
-            </w:tcBorders>
-            <w:tcMar>
-              <w:top w:type="dxa" w:w="80"/>
-              <w:left w:type="dxa" w:w="120"/>
-              <w:bottom w:type="dxa" w:w="80"/>
-              <w:right w:type="dxa" w:w="120"/>
-            </w:tcMar>
-          </w:tcPr>
-          <w:p>
-            <w:r>
-              <w:t xml:space="preserve">Google Cloud Vision</w:t>
-            </w:r>
-          </w:p>
-        </w:tc>
-        <w:tc>
-          <w:tcPr>
-            <w:tcW w:type="dxa" w:w="3600"/>
-            <w:tcBorders>
-              <w:top w:val="single" w:color="BFBFBF" w:sz="4"/>
-              <w:left w:val="single" w:color="BFBFBF" w:sz="4"/>
-              <w:bottom w:val="single" w:color="BFBFBF" w:sz="4"/>
-              <w:right w:val="single" w:color="BFBFBF" w:sz="4"/>
-            </w:tcBorders>
-            <w:tcMar>
-              <w:top w:type="dxa" w:w="80"/>
-              <w:left w:type="dxa" w:w="120"/>
-              <w:bottom w:type="dxa" w:w="80"/>
-              <w:right w:type="dxa" w:w="120"/>
-            </w:tcMar>
-          </w:tcPr>
-          <w:p>
-            <w:r>
-              <w:t xml:space="preserve">Reads the text in receipt photos (receipt scanning only, limited availability)</w:t>
-            </w:r>
-          </w:p>
-        </w:tc>
-        <w:tc>
-          <w:tcPr>
-            <w:tcW w:type="dxa" w:w="3660"/>
-            <w:tcBorders>
-              <w:top w:val="single" w:color="BFBFBF" w:sz="4"/>
-              <w:left w:val="single" w:color="BFBFBF" w:sz="4"/>
-              <w:bottom w:val="single" w:color="BFBFBF" w:sz="4"/>
-              <w:right w:val="single" w:color="BFBFBF" w:sz="4"/>
-            </w:tcBorders>
-            <w:tcMar>
-              <w:top w:type="dxa" w:w="80"/>
-              <w:left w:type="dxa" w:w="120"/>
-              <w:bottom w:type="dxa" w:w="80"/>
-              <w:right w:type="dxa" w:w="120"/>
-            </w:tcMar>
-          </w:tcPr>
-          <w:p>
-            <w:r>
-              <w:t xml:space="preserve">Receipt images you upload</w:t>
-            </w:r>
-          </w:p>
-        </w:tc>
-      </w:tr>
-      <w:tr>
-        <w:tc>
-          <w:tcPr>
-            <w:tcW w:type="dxa" w:w="2100"/>
-            <w:tcBorders>
-              <w:top w:val="single" w:color="BFBFBF" w:sz="4"/>
-              <w:left w:val="single" w:color="BFBFBF" w:sz="4"/>
-              <w:bottom w:val="single" w:color="BFBFBF" w:sz="4"/>
-              <w:right w:val="single" w:color="BFBFBF" w:sz="4"/>
-            </w:tcBorders>
-            <w:tcMar>
-              <w:top w:type="dxa" w:w="80"/>
-              <w:left w:type="dxa" w:w="120"/>
-              <w:bottom w:type="dxa" w:w="80"/>
-              <w:right w:type="dxa" w:w="120"/>
-            </w:tcMar>
-          </w:tcPr>
-          <w:p>
-            <w:r>
-              <w:t xml:space="preserve">Self-hosted AI model</w:t>
-            </w:r>
-          </w:p>
-        </w:tc>
-        <w:tc>
-          <w:tcPr>
-            <w:tcW w:type="dxa" w:w="3600"/>
-            <w:tcBorders>
-              <w:top w:val="single" w:color="BFBFBF" w:sz="4"/>
-              <w:left w:val="single" w:color="BFBFBF" w:sz="4"/>
-              <w:bottom w:val="single" w:color="BFBFBF" w:sz="4"/>
-              <w:right w:val="single" w:color="BFBFBF" w:sz="4"/>
-            </w:tcBorders>
-            <w:tcMar>
-              <w:top w:type="dxa" w:w="80"/>
-              <w:left w:type="dxa" w:w="120"/>
-              <w:bottom w:type="dxa" w:w="80"/>
-              <w:right w:type="dxa" w:w="120"/>
-            </w:tcMar>
-          </w:tcPr>
-          <w:p>
-            <w:r>
-              <w:t xml:space="preserve">Parses and generates recipes (limited availability); runs on our own infrastructure, not a third party</w:t>
-            </w:r>
-          </w:p>
-        </w:tc>
-        <w:tc>
-          <w:tcPr>
-            <w:tcW w:type="dxa" w:w="3660"/>
-            <w:tcBorders>
-              <w:top w:val="single" w:color="BFBFBF" w:sz="4"/>
-              <w:left w:val="single" w:color="BFBFBF" w:sz="4"/>
-              <w:bottom w:val="single" w:color="BFBFBF" w:sz="4"/>
-              <w:right w:val="single" w:color="BFBFBF" w:sz="4"/>
-            </w:tcBorders>
-            <w:tcMar>
-              <w:top w:type="dxa" w:w="80"/>
-              <w:left w:type="dxa" w:w="120"/>
-              <w:bottom w:type="dxa" w:w="80"/>
-              <w:right w:type="dxa" w:w="120"/>
-            </w:tcMar>
-          </w:tcPr>
-          <w:p>
-            <w:r>
-              <w:t xml:space="preserve">Recipe text and prompts you submit</w:t>
-            </w:r>
-          </w:p>
-        </w:tc>
-      </w:tr>
     </w:tbl>
     <w:p>
       <w:pPr>
@@ -1025,7 +869,7 @@
         <w:spacing w:after="140" w:line="276"/>
       </w:pPr>
       <w:r>
-        <w:t xml:space="preserve">Burrow is intended for adults aged 18 and over, and is not directed to children. We do not knowingly collect personal information from anyone under 18, and in particular not from children under 13. If you believe a child has created an account, contact us and we will remove it.</w:t>
+        <w:t xml:space="preserve">Burrow is intended for people aged 13 and over and is not directed to children under 13. We do not knowingly collect personal information from anyone under 13, and if we learn that we have, we will delete it. People under 18 may use the Service only with a parent or legal guardian's permission, as described in the Terms of Service. If you believe a child under 13 has created an account, contact us and we will remove it.</w:t>
       </w:r>
     </w:p>
     <w:p>

--- a/legal/Burrow-Privacy-Policy.docx
+++ b/legal/Burrow-Privacy-Policy.docx
@@ -630,7 +630,7 @@
           </w:tcPr>
           <w:p>
             <w:r>
-              <w:t xml:space="preserve">Web hosting providers</w:t>
+              <w:t xml:space="preserve">Cloudflare</w:t>
             </w:r>
           </w:p>
         </w:tc>
@@ -652,7 +652,7 @@
           </w:tcPr>
           <w:p>
             <w:r>
-              <w:t xml:space="preserve">Serve the website and the API</w:t>
+              <w:t xml:space="preserve">Hosts the website and its domain name (DNS)</w:t>
             </w:r>
           </w:p>
         </w:tc>
@@ -674,7 +674,75 @@
           </w:tcPr>
           <w:p>
             <w:r>
-              <w:t xml:space="preserve">Technical data such as IP address and request logs</w:t>
+              <w:t xml:space="preserve">Technical data such as your IP address and request logs</w:t>
+            </w:r>
+          </w:p>
+        </w:tc>
+      </w:tr>
+      <w:tr>
+        <w:tc>
+          <w:tcPr>
+            <w:tcW w:type="dxa" w:w="2100"/>
+            <w:tcBorders>
+              <w:top w:val="single" w:color="BFBFBF" w:sz="4"/>
+              <w:left w:val="single" w:color="BFBFBF" w:sz="4"/>
+              <w:bottom w:val="single" w:color="BFBFBF" w:sz="4"/>
+              <w:right w:val="single" w:color="BFBFBF" w:sz="4"/>
+            </w:tcBorders>
+            <w:tcMar>
+              <w:top w:type="dxa" w:w="80"/>
+              <w:left w:type="dxa" w:w="120"/>
+              <w:bottom w:type="dxa" w:w="80"/>
+              <w:right w:type="dxa" w:w="120"/>
+            </w:tcMar>
+          </w:tcPr>
+          <w:p>
+            <w:r>
+              <w:t xml:space="preserve">Render</w:t>
+            </w:r>
+          </w:p>
+        </w:tc>
+        <w:tc>
+          <w:tcPr>
+            <w:tcW w:type="dxa" w:w="3600"/>
+            <w:tcBorders>
+              <w:top w:val="single" w:color="BFBFBF" w:sz="4"/>
+              <w:left w:val="single" w:color="BFBFBF" w:sz="4"/>
+              <w:bottom w:val="single" w:color="BFBFBF" w:sz="4"/>
+              <w:right w:val="single" w:color="BFBFBF" w:sz="4"/>
+            </w:tcBorders>
+            <w:tcMar>
+              <w:top w:type="dxa" w:w="80"/>
+              <w:left w:type="dxa" w:w="120"/>
+              <w:bottom w:type="dxa" w:w="80"/>
+              <w:right w:type="dxa" w:w="120"/>
+            </w:tcMar>
+          </w:tcPr>
+          <w:p>
+            <w:r>
+              <w:t xml:space="preserve">Hosts the API (the server behind the app)</w:t>
+            </w:r>
+          </w:p>
+        </w:tc>
+        <w:tc>
+          <w:tcPr>
+            <w:tcW w:type="dxa" w:w="3660"/>
+            <w:tcBorders>
+              <w:top w:val="single" w:color="BFBFBF" w:sz="4"/>
+              <w:left w:val="single" w:color="BFBFBF" w:sz="4"/>
+              <w:bottom w:val="single" w:color="BFBFBF" w:sz="4"/>
+              <w:right w:val="single" w:color="BFBFBF" w:sz="4"/>
+            </w:tcBorders>
+            <w:tcMar>
+              <w:top w:type="dxa" w:w="80"/>
+              <w:left w:type="dxa" w:w="120"/>
+              <w:bottom w:type="dxa" w:w="80"/>
+              <w:right w:type="dxa" w:w="120"/>
+            </w:tcMar>
+          </w:tcPr>
+          <w:p>
+            <w:r>
+              <w:t xml:space="preserve">Technical data such as your IP address and request logs, plus the data your app sends to and receives from the API</w:t>
             </w:r>
           </w:p>
         </w:tc>

--- a/legal/Burrow-Privacy-Policy.docx
+++ b/legal/Burrow-Privacy-Policy.docx
@@ -21,7 +21,7 @@
         <w:rPr>
           <w:color w:val="595959"/>
         </w:rPr>
-        <w:t xml:space="preserve">Last updated: October 1, 2026</w:t>
+        <w:t xml:space="preserve">Last updated: October 6, 2026</w:t>
       </w:r>
     </w:p>
     <w:p>
@@ -217,7 +217,7 @@
         <w:spacing w:after="140" w:line="276"/>
       </w:pPr>
       <w:r>
-        <w:t xml:space="preserve">Burrow is a multi-person tool by design. Everything you add to a household, including your nickname, the items you buy and use, the costs you enter, your balances with other members and your activity, is visible to the other members of that household. This is how the Service works, not a disclosure to a third party. Do not join or create a household with someone whose access to this information you are not comfortable with. Households cannot see each other's data.</w:t>
+        <w:t xml:space="preserve">Burrow is a multi-person tool by design. Everything you add to a household (called a "burrow" in the app), including your nickname, the items you buy and use, the costs you enter, your balances with other members and your activity, is visible to the other members of that household. This is how the Service works, not a disclosure to a third party. Do not join or create a household with someone whose access to this information you are not comfortable with. Other members see your nickname, not your email address. Households cannot see each other's data, with one exception: the names of custom foods you add to Burrow's shared food list are visible to all users.</w:t>
       </w:r>
     </w:p>
     <w:p>
@@ -797,7 +797,7 @@
         <w:t xml:space="preserve">Burrow does not set cookies.</w:t>
       </w:r>
       <w:r>
-        <w:t xml:space="preserve"> The app stores a small amount of data in your browser's local storage: your sign-in session (so you stay signed in), and a few display preferences. It is strictly necessary for the Service to work and is not used for tracking or advertising. Because the app is installable, your browser may also cache the app's own files (not your data) so it can load offline.</w:t>
+        <w:t xml:space="preserve"> The app stores a small amount of data in your browser's local storage: your sign-in session (so you stay signed in), and a few display preferences. It is strictly necessary for the Service to work and is not used for tracking or advertising. Because the app is installable, your browser may also cache the app's own files (not your data) so it can load offline. We do not track you across other websites or services, so we do not respond to "Do Not Track" browser signals.</w:t>
       </w:r>
     </w:p>
     <w:p>
@@ -937,7 +937,7 @@
         <w:spacing w:after="140" w:line="276"/>
       </w:pPr>
       <w:r>
-        <w:t xml:space="preserve">Burrow is intended for people aged 13 and over and is not directed to children under 13. We do not knowingly collect personal information from anyone under 13, and if we learn that we have, we will delete it. People under 18 may use the Service only with a parent or legal guardian's permission, as described in the Terms of Service. If you believe a child under 13 has created an account, contact us and we will remove it.</w:t>
+        <w:t xml:space="preserve">Burrow is intended for people aged 18 and over, and for people aged 13 to 17 whose parent or legal guardian has read and agreed to the Terms of Service and this Privacy Policy. It is not directed to children under 13, and we do not knowingly collect personal information from anyone under 13; if we learn that we have, we will delete it. We do not ask for a date of birth: when you sign up, you confirm your age or your parent or guardian's permission. A parent or guardian can ask us to review or delete a minor's account at any time using the support form linked in Section 12. If you believe a child under 13 has created an account, contact us and we will remove it.</w:t>
       </w:r>
     </w:p>
     <w:p>
